--- a/zhs/docx/067.content.docx
+++ b/zhs/docx/067.content.docx
@@ -19,7 +19,7 @@
         <w:rPr>
           <w:lang w:val="zh_CN" w:bidi="zh_CN"/>
         </w:rPr>
-        <w:t>Resource: 关键词 (SRV)</w:t>
+        <w:t>Resource: Familiarization, Internalization, Articulation (Fia) Terms</w:t>
       </w:r>
       <w:r>
         <w:rPr>
@@ -39,42 +39,61 @@
           <w:b/>
           <w:lang w:val="zh_CN" w:bidi="zh_CN"/>
         </w:rPr>
-        <w:t>Familiarization, Internalization, Articulation (FIA) Key Terms</w:t>
-      </w:r>
-      <w:r>
-        <w:rPr>
-          <w:lang w:val="zh_CN" w:bidi="zh_CN"/>
-        </w:rPr>
-        <w:t xml:space="preserve"> © 2023 SRV Partners Released under CC BY-SA 4.0 license. </w:t>
-      </w:r>
-      <w:r>
-        <w:rPr>
-          <w:lang w:val="zh_CN" w:bidi="zh_CN"/>
-        </w:rPr>
-        <w:t>Familiarization, Internalization, Articulation (FIA) Key Terms</w:t>
-      </w:r>
-      <w:r>
-        <w:rPr>
-          <w:lang w:val="zh_CN" w:bidi="zh_CN"/>
-        </w:rPr>
-        <w:t xml:space="preserve"> has been adapted in the following languages Tok Pisin, عربي, Français, हिंदी, Bahasa Indonesia, Português, Русский, Español, Kiswahili, 简体中文 from </w:t>
-      </w:r>
-      <w:r>
-        <w:rPr>
-          <w:lang w:val="zh_CN" w:bidi="zh_CN"/>
-        </w:rPr>
-        <w:t>Familiarization, Internalization, Articulation (FIA)</w:t>
-      </w:r>
-      <w:r>
-        <w:rPr>
-          <w:lang w:val="zh_CN" w:bidi="zh_CN"/>
-        </w:rPr>
-        <w:t xml:space="preserve"> © 2023 SRV Partners. Released under CC BY-SA 4.0 license by Mission Mutual</w:t>
-      </w:r>
-      <w:r>
-        <w:rPr>
-          <w:lang w:val="zh_CN" w:bidi="zh_CN"/>
-        </w:rPr>
+        <w:t>Familiarization, Internalization, Articulation (Fia) Terms</w:t>
+      </w:r>
+      <w:r>
+        <w:rPr>
+          <w:lang w:val="zh_CN" w:bidi="zh_CN"/>
+        </w:rPr>
+        <w:t xml:space="preserve"> (Chinese (Simplified)) is based on: </w:t>
+      </w:r>
+      <w:r>
+        <w:rPr>
+          <w:lang w:val="zh_CN" w:bidi="zh_CN"/>
+        </w:rPr>
+        <w:t>Familiarization, Internalization, Articulation (Fia) Terms</w:t>
+      </w:r>
+      <w:r>
+        <w:rPr>
+          <w:lang w:val="zh_CN" w:bidi="zh_CN"/>
+        </w:rPr>
+        <w:t xml:space="preserve">, </w:t>
+      </w:r>
+      <w:hyperlink r:id="rId13">
+        <w:r>
+          <w:rPr>
+            <w:lang w:val="zh_CN" w:bidi="zh_CN"/>
+          </w:rPr>
+          <w:rPr>
+            <w:color w:val="0000EE"/>
+            <w:u w:val="single"/>
+          </w:rPr>
+          <w:t>SRV Partners</w:t>
+        </w:r>
+      </w:hyperlink>
+      <w:r>
+        <w:rPr>
+          <w:lang w:val="zh_CN" w:bidi="zh_CN"/>
+        </w:rPr>
+        <w:t xml:space="preserve">, 2023, which is licensed under a </w:t>
+      </w:r>
+      <w:hyperlink r:id="rId14">
+        <w:r>
+          <w:rPr>
+            <w:lang w:val="zh_CN" w:bidi="zh_CN"/>
+          </w:rPr>
+          <w:rPr>
+            <w:color w:val="0000EE"/>
+            <w:u w:val="single"/>
+          </w:rPr>
+          <w:t>CC BY-SA 4.0 license</w:t>
+        </w:r>
+      </w:hyperlink>
+      <w:r>
+        <w:rPr>
+          <w:lang w:val="zh_CN" w:bidi="zh_CN"/>
+        </w:rPr>
+        <w:t>.</w:t>
       </w:r>
       <w:r>
         <w:rPr>
@@ -83,6 +102,30 @@
       </w:r>
     </w:p>
     <w:p>
+      <w:pPr/>
+      <w:r>
+        <w:rPr>
+          <w:lang w:val="zh_CN" w:bidi="zh_CN"/>
+        </w:rPr>
+      </w:r>
+      <w:r>
+        <w:rPr>
+          <w:lang w:val="zh_CN" w:bidi="zh_CN"/>
+        </w:rPr>
+        <w:t>This PDF version is provided under the same license.</w:t>
+      </w:r>
+      <w:r>
+        <w:rPr>
+          <w:lang w:val="zh_CN" w:bidi="zh_CN"/>
+        </w:rPr>
+      </w:r>
+      <w:r>
+        <w:rPr>
+          <w:lang w:val="zh_CN" w:bidi="zh_CN"/>
+        </w:rPr>
+      </w:r>
+    </w:p>
+    <w:p>
       <w:pPr>
         <w:pStyle w:val="Heading1"/>
       </w:pPr>
@@ -90,7 +133,7 @@
         <w:rPr>
           <w:lang w:val="zh_CN" w:bidi="zh_CN"/>
         </w:rPr>
-        <w:t>关键词 (SRV)</w:t>
+        <w:t>Familiarization, Internalization, Articulation (Fia) Terms</w:t>
       </w:r>
     </w:p>
     <w:p>
@@ -218,12 +261,18 @@
         </w:rPr>
         <w:t>是神所造的超自然灵界存在。 天使将神的信息传递给人们；例如，一位天使告诉</w:t>
       </w:r>
-      <w:r>
-        <w:rPr>
-          <w:lang w:val="zh_CN" w:bidi="zh_CN"/>
-        </w:rPr>
-        <w:t>马利亚</w:t>
-      </w:r>
+      <w:hyperlink r:id="rId15">
+        <w:r>
+          <w:rPr>
+            <w:lang w:val="zh_CN" w:bidi="zh_CN"/>
+          </w:rPr>
+          <w:rPr>
+            <w:color w:val="0000EE"/>
+            <w:u w:val="single"/>
+          </w:rPr>
+          <w:t>马利亚</w:t>
+        </w:r>
+      </w:hyperlink>
       <w:r>
         <w:rPr>
           <w:lang w:val="zh_CN" w:bidi="zh_CN"/>
@@ -258,12 +307,18 @@
         </w:rPr>
         <w:t>天使也可以为神执行特定的任务。 他们可以帮助人们或保护他们；例如，当亚兰王试图捉拿</w:t>
       </w:r>
-      <w:r>
-        <w:rPr>
-          <w:lang w:val="zh_CN" w:bidi="zh_CN"/>
-        </w:rPr>
-        <w:t>先知</w:t>
-      </w:r>
+      <w:hyperlink r:id="rId16">
+        <w:r>
+          <w:rPr>
+            <w:lang w:val="zh_CN" w:bidi="zh_CN"/>
+          </w:rPr>
+          <w:rPr>
+            <w:color w:val="0000EE"/>
+            <w:u w:val="single"/>
+          </w:rPr>
+          <w:t>先知</w:t>
+        </w:r>
+      </w:hyperlink>
       <w:r>
         <w:rPr>
           <w:lang w:val="zh_CN" w:bidi="zh_CN"/>
@@ -284,12 +339,18 @@
         </w:rPr>
         <w:t>神也使用天使来惩罚人。 例如，在埃及法老拒绝让</w:t>
       </w:r>
-      <w:r>
-        <w:rPr>
-          <w:lang w:val="zh_CN" w:bidi="zh_CN"/>
-        </w:rPr>
-        <w:t>以色列人</w:t>
-      </w:r>
+      <w:hyperlink r:id="rId17">
+        <w:r>
+          <w:rPr>
+            <w:lang w:val="zh_CN" w:bidi="zh_CN"/>
+          </w:rPr>
+          <w:rPr>
+            <w:color w:val="0000EE"/>
+            <w:u w:val="single"/>
+          </w:rPr>
+          <w:t>以色列人</w:t>
+        </w:r>
+      </w:hyperlink>
       <w:r>
         <w:rPr>
           <w:lang w:val="zh_CN" w:bidi="zh_CN"/>
@@ -310,12 +371,18 @@
         </w:rPr>
         <w:t>天使的另一个重要任务是</w:t>
       </w:r>
-      <w:r>
-        <w:rPr>
-          <w:lang w:val="zh_CN" w:bidi="zh_CN"/>
-        </w:rPr>
-        <w:t>敬拜</w:t>
-      </w:r>
+      <w:hyperlink r:id="rId18">
+        <w:r>
+          <w:rPr>
+            <w:lang w:val="zh_CN" w:bidi="zh_CN"/>
+          </w:rPr>
+          <w:rPr>
+            <w:color w:val="0000EE"/>
+            <w:u w:val="single"/>
+          </w:rPr>
+          <w:t>敬拜</w:t>
+        </w:r>
+      </w:hyperlink>
       <w:r>
         <w:rPr>
           <w:lang w:val="zh_CN" w:bidi="zh_CN"/>
@@ -336,24 +403,36 @@
         </w:rPr>
         <w:t>天使中有一个重要类型是天使长。 这是一个拥有特殊权柄的</w:t>
       </w:r>
-      <w:r>
-        <w:rPr>
-          <w:lang w:val="zh_CN" w:bidi="zh_CN"/>
-        </w:rPr>
-        <w:t>天使</w:t>
-      </w:r>
+      <w:hyperlink r:id="rId19">
+        <w:r>
+          <w:rPr>
+            <w:lang w:val="zh_CN" w:bidi="zh_CN"/>
+          </w:rPr>
+          <w:rPr>
+            <w:color w:val="0000EE"/>
+            <w:u w:val="single"/>
+          </w:rPr>
+          <w:t>天使</w:t>
+        </w:r>
+      </w:hyperlink>
       <w:r>
         <w:rPr>
           <w:lang w:val="zh_CN" w:bidi="zh_CN"/>
         </w:rPr>
         <w:t>。 圣经提到两个天使长的名字：</w:t>
       </w:r>
-      <w:r>
-        <w:rPr>
-          <w:lang w:val="zh_CN" w:bidi="zh_CN"/>
-        </w:rPr>
-        <w:t>加百列</w:t>
-      </w:r>
+      <w:hyperlink r:id="rId20">
+        <w:r>
+          <w:rPr>
+            <w:lang w:val="zh_CN" w:bidi="zh_CN"/>
+          </w:rPr>
+          <w:rPr>
+            <w:color w:val="0000EE"/>
+            <w:u w:val="single"/>
+          </w:rPr>
+          <w:t>加百列</w:t>
+        </w:r>
+      </w:hyperlink>
       <w:r>
         <w:rPr>
           <w:lang w:val="zh_CN" w:bidi="zh_CN"/>
@@ -374,24 +453,36 @@
         </w:rPr>
         <w:t>并非所有的天使都顺服神。 有些天使反叛了。 他们变成了</w:t>
       </w:r>
-      <w:r>
-        <w:rPr>
-          <w:lang w:val="zh_CN" w:bidi="zh_CN"/>
-        </w:rPr>
-        <w:t>邪恶的灵</w:t>
-      </w:r>
+      <w:hyperlink r:id="rId21">
+        <w:r>
+          <w:rPr>
+            <w:lang w:val="zh_CN" w:bidi="zh_CN"/>
+          </w:rPr>
+          <w:rPr>
+            <w:color w:val="0000EE"/>
+            <w:u w:val="single"/>
+          </w:rPr>
+          <w:t>邪恶的灵</w:t>
+        </w:r>
+      </w:hyperlink>
       <w:r>
         <w:rPr>
           <w:lang w:val="zh_CN" w:bidi="zh_CN"/>
         </w:rPr>
         <w:t>，而他们领袖的名字则是</w:t>
       </w:r>
-      <w:r>
-        <w:rPr>
-          <w:lang w:val="zh_CN" w:bidi="zh_CN"/>
-        </w:rPr>
-        <w:t>撒旦</w:t>
-      </w:r>
+      <w:hyperlink r:id="rId22">
+        <w:r>
+          <w:rPr>
+            <w:lang w:val="zh_CN" w:bidi="zh_CN"/>
+          </w:rPr>
+          <w:rPr>
+            <w:color w:val="0000EE"/>
+            <w:u w:val="single"/>
+          </w:rPr>
+          <w:t>撒旦</w:t>
+        </w:r>
+      </w:hyperlink>
       <w:r>
         <w:rPr>
           <w:lang w:val="zh_CN" w:bidi="zh_CN"/>
@@ -427,24 +518,36 @@
         </w:rPr>
         <w:t>确保人们不会与你选择翻译为"</w:t>
       </w:r>
-      <w:r>
-        <w:rPr>
-          <w:lang w:val="zh_CN" w:bidi="zh_CN"/>
-        </w:rPr>
-        <w:t>先知</w:t>
-      </w:r>
+      <w:hyperlink r:id="rId16">
+        <w:r>
+          <w:rPr>
+            <w:lang w:val="zh_CN" w:bidi="zh_CN"/>
+          </w:rPr>
+          <w:rPr>
+            <w:color w:val="0000EE"/>
+            <w:u w:val="single"/>
+          </w:rPr>
+          <w:t>先知</w:t>
+        </w:r>
+      </w:hyperlink>
       <w:r>
         <w:rPr>
           <w:lang w:val="zh_CN" w:bidi="zh_CN"/>
         </w:rPr>
         <w:t>"的这个词混淆。 先知也向人们传达神的信息，但先知是属于地上的人，而天使则是属于</w:t>
       </w:r>
-      <w:r>
-        <w:rPr>
-          <w:lang w:val="zh_CN" w:bidi="zh_CN"/>
-        </w:rPr>
-        <w:t>天上</w:t>
-      </w:r>
+      <w:hyperlink r:id="rId23">
+        <w:r>
+          <w:rPr>
+            <w:lang w:val="zh_CN" w:bidi="zh_CN"/>
+          </w:rPr>
+          <w:rPr>
+            <w:color w:val="0000EE"/>
+            <w:u w:val="single"/>
+          </w:rPr>
+          <w:t>天上</w:t>
+        </w:r>
+      </w:hyperlink>
       <w:r>
         <w:rPr>
           <w:lang w:val="zh_CN" w:bidi="zh_CN"/>
@@ -478,12 +581,23 @@
         <w:rPr>
           <w:lang w:val="zh_CN" w:bidi="zh_CN"/>
         </w:rPr>
-        <w:t>天堂、天、天上</w:t>
-      </w:r>
-      <w:r>
-        <w:rPr>
-          <w:lang w:val="zh_CN" w:bidi="zh_CN"/>
-        </w:rPr>
+        <w:t>天使</w:t>
+      </w:r>
+      <w:r>
+        <w:rPr>
+          <w:lang w:val="zh_CN" w:bidi="zh_CN"/>
+        </w:rPr>
+      </w:r>
+    </w:p>
+    <w:p>
+      <w:pPr>
+        <w:pStyle w:val="Heading4"/>
+      </w:pPr>
+      <w:r>
+        <w:rPr>
+          <w:lang w:val="zh_CN" w:bidi="zh_CN"/>
+        </w:rPr>
+        <w:t>Audio Content</w:t>
       </w:r>
     </w:p>
     <w:p>
@@ -493,18 +607,33 @@
           <w:lang w:val="zh_CN" w:bidi="zh_CN"/>
         </w:rPr>
       </w:r>
-      <w:r>
-        <w:rPr>
-          <w:b/>
-          <w:lang w:val="zh_CN" w:bidi="zh_CN"/>
-        </w:rPr>
-        <w:t>天</w:t>
-      </w:r>
-      <w:r>
-        <w:rPr>
-          <w:lang w:val="zh_CN" w:bidi="zh_CN"/>
-        </w:rPr>
-        <w:t>这个词有时意味着可见的天空：鸟在飞行的地方，我们可以看到云彩的地方，以及我们晚上可以看到星星的地方。</w:t>
+      <w:hyperlink r:id="rId24">
+        <w:r>
+          <w:rPr>
+            <w:lang w:val="zh_CN" w:bidi="zh_CN"/>
+          </w:rPr>
+          <w:rPr>
+            <w:color w:val="0000EE"/>
+            <w:u w:val="single"/>
+          </w:rPr>
+          <w:t>mp3 file</w:t>
+        </w:r>
+      </w:hyperlink>
+      <w:r>
+        <w:rPr>
+          <w:lang w:val="zh_CN" w:bidi="zh_CN"/>
+        </w:rPr>
+        <w:t xml:space="preserve"> (None KB)</w:t>
+      </w:r>
+      <w:r>
+        <w:rPr>
+          <w:lang w:val="zh_CN" w:bidi="zh_CN"/>
+        </w:rPr>
+      </w:r>
+      <w:r>
+        <w:rPr>
+          <w:lang w:val="zh_CN" w:bidi="zh_CN"/>
+        </w:rPr>
       </w:r>
     </w:p>
     <w:p>
@@ -514,35 +643,21 @@
           <w:lang w:val="zh_CN" w:bidi="zh_CN"/>
         </w:rPr>
       </w:r>
-      <w:r>
-        <w:rPr>
-          <w:lang w:val="zh_CN" w:bidi="zh_CN"/>
-        </w:rPr>
-        <w:t>不过，大多数时候，"天"这个词指的是神与祂的</w:t>
-      </w:r>
-      <w:r>
-        <w:rPr>
-          <w:lang w:val="zh_CN" w:bidi="zh_CN"/>
-        </w:rPr>
-        <w:t>天使们</w:t>
-      </w:r>
-      <w:r>
-        <w:rPr>
-          <w:lang w:val="zh_CN" w:bidi="zh_CN"/>
-        </w:rPr>
-        <w:t>一起生活的地方。 这个天堂不是这个宇宙中的某个地方；它也不是人类可以去的地方。 但是神可以差遣祂的天使们到地上做祂的工作，并且耶稣从天堂来到地上。 耶稣受死并复活后，祂回到了天堂。 有一天祂会回来，建立</w:t>
-      </w:r>
-      <w:r>
-        <w:rPr>
-          <w:lang w:val="zh_CN" w:bidi="zh_CN"/>
-        </w:rPr>
-        <w:t>神的国</w:t>
-      </w:r>
-      <w:r>
-        <w:rPr>
-          <w:lang w:val="zh_CN" w:bidi="zh_CN"/>
-        </w:rPr>
-        <w:t>，直到永远。启示录告诉我们，当耶稣再来时，会有一个新天和新地。 但是他们不会再分离——在天上的神，和在地上的人。 相反，神要住在祂的子民当中。</w:t>
+    </w:p>
+    <w:p>
+      <w:pPr>
+        <w:pStyle w:val="Heading2"/>
+      </w:pPr>
+      <w:r>
+        <w:rPr>
+          <w:lang w:val="zh_CN" w:bidi="zh_CN"/>
+        </w:rPr>
+        <w:t>天堂、天、天上</w:t>
+      </w:r>
+      <w:r>
+        <w:rPr>
+          <w:lang w:val="zh_CN" w:bidi="zh_CN"/>
+        </w:rPr>
       </w:r>
     </w:p>
     <w:p>
@@ -554,9 +669,16 @@
       </w:r>
       <w:r>
         <w:rPr>
-          <w:lang w:val="zh_CN" w:bidi="zh_CN"/>
-        </w:rPr>
-        <w:t>在某些经文中，有时不清楚"天堂"一词是意味着可见的天空还是神居住的地方。 有时这两个意思可以同时成立。 例如，"来自天堂的雨"可以指从天降下的雨，也可以指神降下的雨。</w:t>
+          <w:b/>
+          <w:lang w:val="zh_CN" w:bidi="zh_CN"/>
+        </w:rPr>
+        <w:t>天</w:t>
+      </w:r>
+      <w:r>
+        <w:rPr>
+          <w:lang w:val="zh_CN" w:bidi="zh_CN"/>
+        </w:rPr>
+        <w:t>这个词有时意味着可见的天空：鸟在飞行的地方，我们可以看到云彩的地方，以及我们晚上可以看到星星的地方。</w:t>
       </w:r>
     </w:p>
     <w:p>
@@ -570,19 +692,43 @@
         <w:rPr>
           <w:lang w:val="zh_CN" w:bidi="zh_CN"/>
         </w:rPr>
-        <w:t>有时</w:t>
-      </w:r>
-      <w:r>
-        <w:rPr>
-          <w:lang w:val="zh_CN" w:bidi="zh_CN"/>
-        </w:rPr>
-        <w:t>犹太人</w:t>
-      </w:r>
-      <w:r>
-        <w:rPr>
-          <w:lang w:val="zh_CN" w:bidi="zh_CN"/>
-        </w:rPr>
-        <w:t>使用"最高的天堂"这个词来表明他们不是在说天空，而是在说神居住的地方。</w:t>
+        <w:t>不过，大多数时候，"天"这个词指的是神与祂的</w:t>
+      </w:r>
+      <w:hyperlink r:id="rId25">
+        <w:r>
+          <w:rPr>
+            <w:lang w:val="zh_CN" w:bidi="zh_CN"/>
+          </w:rPr>
+          <w:rPr>
+            <w:color w:val="0000EE"/>
+            <w:u w:val="single"/>
+          </w:rPr>
+          <w:t>天使们</w:t>
+        </w:r>
+      </w:hyperlink>
+      <w:r>
+        <w:rPr>
+          <w:lang w:val="zh_CN" w:bidi="zh_CN"/>
+        </w:rPr>
+        <w:t>一起生活的地方。 这个天堂不是这个宇宙中的某个地方；它也不是人类可以去的地方。 但是神可以差遣祂的天使们到地上做祂的工作，并且耶稣从天堂来到地上。 耶稣受死并复活后，祂回到了天堂。 有一天祂会回来，建立</w:t>
+      </w:r>
+      <w:hyperlink r:id="rId26">
+        <w:r>
+          <w:rPr>
+            <w:lang w:val="zh_CN" w:bidi="zh_CN"/>
+          </w:rPr>
+          <w:rPr>
+            <w:color w:val="0000EE"/>
+            <w:u w:val="single"/>
+          </w:rPr>
+          <w:t>神的国</w:t>
+        </w:r>
+      </w:hyperlink>
+      <w:r>
+        <w:rPr>
+          <w:lang w:val="zh_CN" w:bidi="zh_CN"/>
+        </w:rPr>
+        <w:t>，直到永远。启示录告诉我们，当耶稣再来时，会有一个新天和新地。 但是他们不会再分离——在天上的神，和在地上的人。 相反，神要住在祂的子民当中。</w:t>
       </w:r>
     </w:p>
     <w:p>
@@ -596,7 +742,7 @@
         <w:rPr>
           <w:lang w:val="zh_CN" w:bidi="zh_CN"/>
         </w:rPr>
-        <w:t>因为天堂是神居住的地方，犹太人当说到神时经常使用"天堂"这个词。 出于对神的敬畏，他们宁愿不使用神的名字。 所以，犹太人可能会说"天堂"，而不是说"神"。 这就是为什么"天国"这个词与"神的国"意思相同。</w:t>
+        <w:t>在某些经文中，有时不清楚"天堂"一词是意味着可见的天空还是神居住的地方。 有时这两个意思可以同时成立。 例如，"来自天堂的雨"可以指从天降下的雨，也可以指神降下的雨。</w:t>
       </w:r>
     </w:p>
     <w:p>
@@ -610,19 +756,142 @@
         <w:rPr>
           <w:lang w:val="zh_CN" w:bidi="zh_CN"/>
         </w:rPr>
+        <w:t>有时</w:t>
+      </w:r>
+      <w:hyperlink r:id="rId27">
+        <w:r>
+          <w:rPr>
+            <w:lang w:val="zh_CN" w:bidi="zh_CN"/>
+          </w:rPr>
+          <w:rPr>
+            <w:color w:val="0000EE"/>
+            <w:u w:val="single"/>
+          </w:rPr>
+          <w:t>犹太人</w:t>
+        </w:r>
+      </w:hyperlink>
+      <w:r>
+        <w:rPr>
+          <w:lang w:val="zh_CN" w:bidi="zh_CN"/>
+        </w:rPr>
+        <w:t>使用"最高的天堂"这个词来表明他们不是在说天空，而是在说神居住的地方。</w:t>
+      </w:r>
+    </w:p>
+    <w:p>
+      <w:pPr/>
+      <w:r>
+        <w:rPr>
+          <w:lang w:val="zh_CN" w:bidi="zh_CN"/>
+        </w:rPr>
+      </w:r>
+      <w:r>
+        <w:rPr>
+          <w:lang w:val="zh_CN" w:bidi="zh_CN"/>
+        </w:rPr>
+        <w:t>因为天堂是神居住的地方，犹太人当说到神时经常使用"天堂"这个词。 出于对神的敬畏，他们宁愿不使用神的名字。 所以，犹太人可能会说"天堂"，而不是说"神"。 这就是为什么"天国"这个词与"神的国"意思相同。</w:t>
+      </w:r>
+    </w:p>
+    <w:p>
+      <w:pPr/>
+      <w:r>
+        <w:rPr>
+          <w:lang w:val="zh_CN" w:bidi="zh_CN"/>
+        </w:rPr>
+      </w:r>
+      <w:r>
+        <w:rPr>
+          <w:lang w:val="zh_CN" w:bidi="zh_CN"/>
+        </w:rPr>
         <w:t>旧约的语言，</w:t>
       </w:r>
-      <w:r>
-        <w:rPr>
-          <w:lang w:val="zh_CN" w:bidi="zh_CN"/>
-        </w:rPr>
-        <w:t>希伯来文</w:t>
-      </w:r>
+      <w:hyperlink r:id="rId28">
+        <w:r>
+          <w:rPr>
+            <w:lang w:val="zh_CN" w:bidi="zh_CN"/>
+          </w:rPr>
+          <w:rPr>
+            <w:color w:val="0000EE"/>
+            <w:u w:val="single"/>
+          </w:rPr>
+          <w:t>希伯来文</w:t>
+        </w:r>
+      </w:hyperlink>
       <w:r>
         <w:rPr>
           <w:lang w:val="zh_CN" w:bidi="zh_CN"/>
         </w:rPr>
         <w:t>中天堂这个词是复数的，或者说不止一个。 我们听到的是复数的"天堂"。 因此，你有时会在翻译中看到单数的"天堂"，有时你会看到复数的"天堂"。 但这指的是同一件事。 这并不意味着有一个以上的天堂。</w:t>
+      </w:r>
+      <w:r>
+        <w:rPr>
+          <w:lang w:val="zh_CN" w:bidi="zh_CN"/>
+        </w:rPr>
+      </w:r>
+      <w:r>
+        <w:rPr>
+          <w:lang w:val="zh_CN" w:bidi="zh_CN"/>
+        </w:rPr>
+      </w:r>
+    </w:p>
+    <w:p>
+      <w:pPr/>
+      <w:r>
+        <w:rPr>
+          <w:lang w:val="zh_CN" w:bidi="zh_CN"/>
+        </w:rPr>
+      </w:r>
+    </w:p>
+    <w:p>
+      <w:pPr>
+        <w:pStyle w:val="Heading2"/>
+      </w:pPr>
+      <w:r>
+        <w:rPr>
+          <w:lang w:val="zh_CN" w:bidi="zh_CN"/>
+        </w:rPr>
+        <w:t>天堂、天、天上</w:t>
+      </w:r>
+      <w:r>
+        <w:rPr>
+          <w:lang w:val="zh_CN" w:bidi="zh_CN"/>
+        </w:rPr>
+      </w:r>
+    </w:p>
+    <w:p>
+      <w:pPr>
+        <w:pStyle w:val="Heading4"/>
+      </w:pPr>
+      <w:r>
+        <w:rPr>
+          <w:lang w:val="zh_CN" w:bidi="zh_CN"/>
+        </w:rPr>
+        <w:t>Audio Content</w:t>
+      </w:r>
+    </w:p>
+    <w:p>
+      <w:pPr/>
+      <w:r>
+        <w:rPr>
+          <w:lang w:val="zh_CN" w:bidi="zh_CN"/>
+        </w:rPr>
+      </w:r>
+      <w:hyperlink r:id="rId24">
+        <w:r>
+          <w:rPr>
+            <w:lang w:val="zh_CN" w:bidi="zh_CN"/>
+          </w:rPr>
+          <w:rPr>
+            <w:color w:val="0000EE"/>
+            <w:u w:val="single"/>
+          </w:rPr>
+          <w:t>mp3 file</w:t>
+        </w:r>
+      </w:hyperlink>
+      <w:r>
+        <w:rPr>
+          <w:lang w:val="zh_CN" w:bidi="zh_CN"/>
+        </w:rPr>
+        <w:t xml:space="preserve"> (None KB)</w:t>
       </w:r>
       <w:r>
         <w:rPr>

--- a/zhs/docx/067.content.docx
+++ b/zhs/docx/067.content.docx
@@ -39,80 +39,37 @@
           <w:b/>
           <w:lang w:val="zh_CN" w:bidi="zh_CN"/>
         </w:rPr>
-        <w:t>Familiarization, Internalization, Articulation (Fia) Terms</w:t>
-      </w:r>
-      <w:r>
-        <w:rPr>
-          <w:lang w:val="zh_CN" w:bidi="zh_CN"/>
-        </w:rPr>
-        <w:t xml:space="preserve"> (Chinese (Simplified)) is based on: </w:t>
-      </w:r>
-      <w:r>
-        <w:rPr>
-          <w:lang w:val="zh_CN" w:bidi="zh_CN"/>
-        </w:rPr>
-        <w:t>Familiarization, Internalization, Articulation (Fia) Terms</w:t>
-      </w:r>
-      <w:r>
-        <w:rPr>
-          <w:lang w:val="zh_CN" w:bidi="zh_CN"/>
-        </w:rPr>
-        <w:t xml:space="preserve">, </w:t>
-      </w:r>
-      <w:hyperlink r:id="rId13">
-        <w:r>
-          <w:rPr>
-            <w:lang w:val="zh_CN" w:bidi="zh_CN"/>
-          </w:rPr>
-          <w:rPr>
-            <w:color w:val="0000EE"/>
-            <w:u w:val="single"/>
-          </w:rPr>
-          <w:t>SRV Partners</w:t>
-        </w:r>
-      </w:hyperlink>
-      <w:r>
-        <w:rPr>
-          <w:lang w:val="zh_CN" w:bidi="zh_CN"/>
-        </w:rPr>
-        <w:t xml:space="preserve">, 2023, which is licensed under a </w:t>
-      </w:r>
-      <w:hyperlink r:id="rId14">
-        <w:r>
-          <w:rPr>
-            <w:lang w:val="zh_CN" w:bidi="zh_CN"/>
-          </w:rPr>
-          <w:rPr>
-            <w:color w:val="0000EE"/>
-            <w:u w:val="single"/>
-          </w:rPr>
-          <w:t>CC BY-SA 4.0 license</w:t>
-        </w:r>
-      </w:hyperlink>
-      <w:r>
-        <w:rPr>
-          <w:lang w:val="zh_CN" w:bidi="zh_CN"/>
-        </w:rPr>
-        <w:t>.</w:t>
-      </w:r>
-      <w:r>
-        <w:rPr>
-          <w:lang w:val="zh_CN" w:bidi="zh_CN"/>
-        </w:rPr>
-      </w:r>
-    </w:p>
-    <w:p>
-      <w:pPr/>
-      <w:r>
-        <w:rPr>
-          <w:lang w:val="zh_CN" w:bidi="zh_CN"/>
-        </w:rPr>
-      </w:r>
-      <w:r>
-        <w:rPr>
-          <w:lang w:val="zh_CN" w:bidi="zh_CN"/>
-        </w:rPr>
-        <w:t>This PDF version is provided under the same license.</w:t>
+        <w:t>Familiarization, Internalization, Articulation (FIA) Key Terms</w:t>
+      </w:r>
+      <w:r>
+        <w:rPr>
+          <w:lang w:val="zh_CN" w:bidi="zh_CN"/>
+        </w:rPr>
+        <w:t xml:space="preserve"> © 2023 SRV Partners Released under CC BY-SA 4.0 license. </w:t>
+      </w:r>
+      <w:r>
+        <w:rPr>
+          <w:lang w:val="zh_CN" w:bidi="zh_CN"/>
+        </w:rPr>
+        <w:t>Familiarization, Internalization, Articulation (FIA) Key Terms</w:t>
+      </w:r>
+      <w:r>
+        <w:rPr>
+          <w:lang w:val="zh_CN" w:bidi="zh_CN"/>
+        </w:rPr>
+        <w:t xml:space="preserve"> has been adapted in the following languages Tok Pisin, عربي, Français, हिंदी, Bahasa Indonesia, Português, Русский, Español, Kiswahili, 简体中文 from </w:t>
+      </w:r>
+      <w:r>
+        <w:rPr>
+          <w:lang w:val="zh_CN" w:bidi="zh_CN"/>
+        </w:rPr>
+        <w:t>Familiarization, Internalization, Articulation (FIA)</w:t>
+      </w:r>
+      <w:r>
+        <w:rPr>
+          <w:lang w:val="zh_CN" w:bidi="zh_CN"/>
+        </w:rPr>
+        <w:t xml:space="preserve"> © 2023 SRV Partners. Released under CC BY-SA 4.0 license by Mission Mutual</w:t>
       </w:r>
       <w:r>
         <w:rPr>
@@ -261,7 +218,7 @@
         </w:rPr>
         <w:t>是神所造的超自然灵界存在。 天使将神的信息传递给人们；例如，一位天使告诉</w:t>
       </w:r>
-      <w:hyperlink r:id="rId15">
+      <w:hyperlink r:id="rId13">
         <w:r>
           <w:rPr>
             <w:lang w:val="zh_CN" w:bidi="zh_CN"/>
@@ -307,7 +264,7 @@
         </w:rPr>
         <w:t>天使也可以为神执行特定的任务。 他们可以帮助人们或保护他们；例如，当亚兰王试图捉拿</w:t>
       </w:r>
-      <w:hyperlink r:id="rId16">
+      <w:hyperlink r:id="rId14">
         <w:r>
           <w:rPr>
             <w:lang w:val="zh_CN" w:bidi="zh_CN"/>
@@ -339,7 +296,7 @@
         </w:rPr>
         <w:t>神也使用天使来惩罚人。 例如，在埃及法老拒绝让</w:t>
       </w:r>
-      <w:hyperlink r:id="rId17">
+      <w:hyperlink r:id="rId15">
         <w:r>
           <w:rPr>
             <w:lang w:val="zh_CN" w:bidi="zh_CN"/>
@@ -371,7 +328,7 @@
         </w:rPr>
         <w:t>天使的另一个重要任务是</w:t>
       </w:r>
-      <w:hyperlink r:id="rId18">
+      <w:hyperlink r:id="rId16">
         <w:r>
           <w:rPr>
             <w:lang w:val="zh_CN" w:bidi="zh_CN"/>
@@ -403,7 +360,7 @@
         </w:rPr>
         <w:t>天使中有一个重要类型是天使长。 这是一个拥有特殊权柄的</w:t>
       </w:r>
-      <w:hyperlink r:id="rId19">
+      <w:hyperlink r:id="rId17">
         <w:r>
           <w:rPr>
             <w:lang w:val="zh_CN" w:bidi="zh_CN"/>
@@ -421,7 +378,7 @@
         </w:rPr>
         <w:t>。 圣经提到两个天使长的名字：</w:t>
       </w:r>
-      <w:hyperlink r:id="rId20">
+      <w:hyperlink r:id="rId18">
         <w:r>
           <w:rPr>
             <w:lang w:val="zh_CN" w:bidi="zh_CN"/>
@@ -453,7 +410,7 @@
         </w:rPr>
         <w:t>并非所有的天使都顺服神。 有些天使反叛了。 他们变成了</w:t>
       </w:r>
-      <w:hyperlink r:id="rId21">
+      <w:hyperlink r:id="rId19">
         <w:r>
           <w:rPr>
             <w:lang w:val="zh_CN" w:bidi="zh_CN"/>
@@ -471,7 +428,7 @@
         </w:rPr>
         <w:t>，而他们领袖的名字则是</w:t>
       </w:r>
-      <w:hyperlink r:id="rId22">
+      <w:hyperlink r:id="rId20">
         <w:r>
           <w:rPr>
             <w:lang w:val="zh_CN" w:bidi="zh_CN"/>
@@ -518,7 +475,7 @@
         </w:rPr>
         <w:t>确保人们不会与你选择翻译为"</w:t>
       </w:r>
-      <w:hyperlink r:id="rId16">
+      <w:hyperlink r:id="rId14">
         <w:r>
           <w:rPr>
             <w:lang w:val="zh_CN" w:bidi="zh_CN"/>
@@ -536,7 +493,7 @@
         </w:rPr>
         <w:t>"的这个词混淆。 先知也向人们传达神的信息，但先知是属于地上的人，而天使则是属于</w:t>
       </w:r>
-      <w:hyperlink r:id="rId23">
+      <w:hyperlink r:id="rId21">
         <w:r>
           <w:rPr>
             <w:lang w:val="zh_CN" w:bidi="zh_CN"/>
@@ -607,7 +564,7 @@
           <w:lang w:val="zh_CN" w:bidi="zh_CN"/>
         </w:rPr>
       </w:r>
-      <w:hyperlink r:id="rId24">
+      <w:hyperlink r:id="rId22">
         <w:r>
           <w:rPr>
             <w:lang w:val="zh_CN" w:bidi="zh_CN"/>
@@ -694,7 +651,7 @@
         </w:rPr>
         <w:t>不过，大多数时候，"天"这个词指的是神与祂的</w:t>
       </w:r>
-      <w:hyperlink r:id="rId25">
+      <w:hyperlink r:id="rId23">
         <w:r>
           <w:rPr>
             <w:lang w:val="zh_CN" w:bidi="zh_CN"/>
@@ -712,7 +669,7 @@
         </w:rPr>
         <w:t>一起生活的地方。 这个天堂不是这个宇宙中的某个地方；它也不是人类可以去的地方。 但是神可以差遣祂的天使们到地上做祂的工作，并且耶稣从天堂来到地上。 耶稣受死并复活后，祂回到了天堂。 有一天祂会回来，建立</w:t>
       </w:r>
-      <w:hyperlink r:id="rId26">
+      <w:hyperlink r:id="rId24">
         <w:r>
           <w:rPr>
             <w:lang w:val="zh_CN" w:bidi="zh_CN"/>
@@ -758,7 +715,7 @@
         </w:rPr>
         <w:t>有时</w:t>
       </w:r>
-      <w:hyperlink r:id="rId27">
+      <w:hyperlink r:id="rId25">
         <w:r>
           <w:rPr>
             <w:lang w:val="zh_CN" w:bidi="zh_CN"/>
@@ -804,7 +761,7 @@
         </w:rPr>
         <w:t>旧约的语言，</w:t>
       </w:r>
-      <w:hyperlink r:id="rId28">
+      <w:hyperlink r:id="rId26">
         <w:r>
           <w:rPr>
             <w:lang w:val="zh_CN" w:bidi="zh_CN"/>
@@ -875,7 +832,7 @@
           <w:lang w:val="zh_CN" w:bidi="zh_CN"/>
         </w:rPr>
       </w:r>
-      <w:hyperlink r:id="rId24">
+      <w:hyperlink r:id="rId22">
         <w:r>
           <w:rPr>
             <w:lang w:val="zh_CN" w:bidi="zh_CN"/>

--- a/zhs/docx/067.content.docx
+++ b/zhs/docx/067.content.docx
@@ -45,7 +45,7 @@
         <w:rPr>
           <w:lang w:val="zh_CN" w:bidi="zh_CN"/>
         </w:rPr>
-        <w:t xml:space="preserve"> © 2023 SRV Partners Released under CC BY-SA 4.0 license. </w:t>
+        <w:t xml:space="preserve"> © 2025 Word Collective Released under CC BY-SA 4.0 license. </w:t>
       </w:r>
       <w:r>
         <w:rPr>
@@ -69,7 +69,7 @@
         <w:rPr>
           <w:lang w:val="zh_CN" w:bidi="zh_CN"/>
         </w:rPr>
-        <w:t xml:space="preserve"> © 2023 SRV Partners. Released under CC BY-SA 4.0 license by Mission Mutual</w:t>
+        <w:t xml:space="preserve"> © 2025 Word Collective. Released under CC BY-SA 4.0 license by Mission Mutual</w:t>
       </w:r>
       <w:r>
         <w:rPr>
